--- a/docs/a traduire/8/General_Conclusion_EN.docx
+++ b/docs/a traduire/8/General_Conclusion_EN.docx
@@ -381,7 +381,7 @@
           <w:color w:val="202020"/>
           <w:sz w:val="22"/>
         </w:rPr>
-        <w:t>The CACI (Compute-Adjusted Competitive Index) developed in this study allows for the quantification of structural asymmetry. On the April 2026 public dashboard snapshot, the US/EU(13) operational installed compute raw ratio stands at 17.6:1, translated by a weighted geometric formula F^0.40 x L^0.20 x R^0.15 / E^0.25 into a CACI Power Mode ratio of 3.46:1. The concentration of 76.9 percent of global operational AI compute in the United States (49.9 percent including planned capacities), an annual hyperscaler capex of 660-690 billion USD (higher than Sweden's GDP), and a frontier model training cost 5 to 10 times lower than the European cost confirm this dominance. The advantage is self-reinforcing: companies with abundant access to compute capture innovation and data rents that are very difficult to catch up with later (Chapter IV).</w:t>
+        <w:t>The CACI (Compute-Adjusted Competitive Index) developed in this study allows for the quantification of structural asymmetry. On the April 2026 public dashboard snapshot, the US/EU(13) operational installed compute raw ratio stands at 17.6:1, translated by a weighted geometric formula F^0.40 x L^0.20 x R^0.15 / E^0.25 into a CACI Power Mode ratio of 3.64:1. The concentration of 78.9 percent of global operational AI compute in the United States (49.9 percent including planned capacities), an annual hyperscaler capex of 660-690 billion USD (higher than Sweden's GDP), and a frontier model training cost 5 to 10 times lower than the European cost confirm this dominance. The advantage is self-reinforcing: companies with abundant access to compute capture innovation and data rents that are very difficult to catch up with later (Chapter IV).</w:t>
       </w:r>
     </w:p>
     <w:p>
@@ -396,7 +396,7 @@
           <w:color w:val="202020"/>
           <w:sz w:val="22"/>
         </w:rPr>
-        <w:t>An important methodological nuance from Chapter I (Fig 1.8): the Phys/Sov decomposition rigorously calculated from the Epoch AI 'Owner' field reveals that asymmetry is differentiated by jurisdiction. The United States and China are fully sovereign over their installed compute (CACI Phys = CACI Sov). The EU is also very largely sovereign over its installed F (99.2 percent EU-owned). The extreme case is that of the UAE: 99.6 percent of Emirati F_total is held by US-side operators (Stargate UAE, Microsoft, OpenAI), causing the sovereign CACI to drop from 55.7 (Physical) to 6.0. This Phys/Sov dissociation, formalized in Chapter V section 5.9.2 under the hypothesis of the 2028 Cloud Sovereignty Mandates activation, radically transforms the reading of asymmetry: European vulnerability lies not on installed compute but on the operational layer of cloud workloads (mostly hosted on AWS/Azure/GCP).</w:t>
+        <w:t>An important methodological nuance from Chapter I (Fig 1.8): the Phys/Sov decomposition rigorously calculated from the Epoch AI 'Owner' field reveals that asymmetry is differentiated by jurisdiction. The United States and China are fully sovereign over their installed compute (CACI Phys = CACI Sov). The EU is also very largely sovereign over its installed F (78.6 percent EU-owned). The extreme case is that of the UAE: 99.6 percent of Emirati F_total is held by US-side operators (Stargate UAE, Microsoft, OpenAI), causing the sovereign CACI to drop from 55.7 (Physical) to 6.0. This Phys/Sov dissociation, formalized in Chapter V section 5.9.2 under the hypothesis of the 2028 Cloud Sovereignty Mandates activation, radically transforms the reading of asymmetry: European vulnerability lies not on installed compute but on the operational layer of cloud workloads (mostly hosted on AWS/Azure/GCP).</w:t>
       </w:r>
     </w:p>
     <w:p>
@@ -856,7 +856,7 @@
           <w:color w:val="202020"/>
           <w:sz w:val="22"/>
         </w:rPr>
-        <w:t>Time is of the essence. The tipping point identified in this study is in 2028: convergence of EU compute and energy saturation (Chapter V section 5.7.3), potential activation of Cloud Sovereignty Mandates (Chapter V section 5.9), and the probable end of the vulnerability window before positions crystallize. After this date, positions stiffen around the 17.6:1 raw / 3.46:1 CACI Power Mode baseline and dependencies become structural. The 2026-2028 strategic action window is narrow. The 109 billion EUR in AI investments announced for France, the 200 billion EUR InvestAI program, the rise of Mistral Compute, and dedicated EDF nuclear sites are the elements of a response. But between announcement and execution, there is the distance that separates strategy from reality. India promises 200 billion USD but only has 1.4 GW installed. Europe cannot afford a comparable gap between ambition and realization.</w:t>
+        <w:t>Time is of the essence. The tipping point identified in this study is in 2028: convergence of EU compute and energy saturation (Chapter V section 5.7.3), potential activation of Cloud Sovereignty Mandates (Chapter V section 5.9), and the probable end of the vulnerability window before positions crystallize. After this date, positions stiffen around the 17.6:1 raw / 3.64:1 CACI Power Mode baseline and dependencies become structural. The 2026-2028 strategic action window is narrow. The 109 billion EUR in AI investments announced for France, the 200 billion EUR InvestAI program, the rise of Mistral Compute, and dedicated EDF nuclear sites are the elements of a response. But between announcement and execution, there is the distance that separates strategy from reality. India promises 200 billion USD but only has 1.4 GW installed. Europe cannot afford a comparable gap between ambition and realization.</w:t>
       </w:r>
     </w:p>
     <w:p>
@@ -916,7 +916,7 @@
           <w:color w:val="555555"/>
           <w:sz w:val="18"/>
         </w:rPr>
-        <w:t>Source: Author's construction, calibrated on the April 2026 snapshot (US 76.9% operational AI compute, EU raw ratio 17.6:1, CACI Power Mode 3.46:1).</w:t>
+        <w:t>Source: Author's construction, calibrated on the April 2026 snapshot (US 78.9% operational AI compute, EU raw ratio 17.6:1, CACI Power Mode 3.64:1).</w:t>
       </w:r>
     </w:p>
     <w:tbl>
@@ -1056,7 +1056,7 @@
                 <w:color w:val="202020"/>
                 <w:sz w:val="20"/>
               </w:rPr>
-              <w:t>Compute gap 17.6:1 raw / 3.46:1 CACI; training costs x5-10</w:t>
+              <w:t>Compute gap 17.6:1 raw / 3.64:1 CACI; training costs x5-10</w:t>
             </w:r>
           </w:p>
         </w:tc>

--- a/docs/a traduire/8/General_Conclusion_EN.docx
+++ b/docs/a traduire/8/General_Conclusion_EN.docx
@@ -381,7 +381,7 @@
           <w:color w:val="202020"/>
           <w:sz w:val="22"/>
         </w:rPr>
-        <w:t>The CACI (Compute-Adjusted Competitive Index) developed in this study allows for the quantification of structural asymmetry. On the April 2026 public dashboard snapshot, the US/EU(13) operational installed compute raw ratio stands at 17.6:1, translated by a weighted geometric formula F^0.40 x L^0.20 x R^0.15 / E^0.25 into a CACI Power Mode ratio of 3.64:1. The concentration of 78.9 percent of global operational AI compute in the United States (49.9 percent including planned capacities), an annual hyperscaler capex of 660-690 billion USD (higher than Sweden's GDP), and a frontier model training cost 5 to 10 times lower than the European cost confirm this dominance. The advantage is self-reinforcing: companies with abundant access to compute capture innovation and data rents that are very difficult to catch up with later (Chapter IV).</w:t>
+        <w:t>The CACI (Compute-Adjusted Competitive Index) developed in this study allows for the quantification of structural asymmetry. On the April 2026 public dashboard snapshot, the US/EU(13) operational installed compute raw ratio stands at 17.6:1, translated by a weighted geometric formula F^0.40 x L^0.20 x R^0.15 / E^0.25 into a CACI Power Mode ratio of 3.47:1. The concentration of 78.9 percent of global operational AI compute in the United States (49.9 percent including planned capacities), an annual hyperscaler capex of 660-690 billion USD (higher than Sweden's GDP), and a frontier model training cost 5 to 10 times lower than the European cost confirm this dominance. The advantage is self-reinforcing: companies with abundant access to compute capture innovation and data rents that are very difficult to catch up with later (Chapter IV).</w:t>
       </w:r>
     </w:p>
     <w:p>
@@ -856,7 +856,7 @@
           <w:color w:val="202020"/>
           <w:sz w:val="22"/>
         </w:rPr>
-        <w:t>Time is of the essence. The tipping point identified in this study is in 2028: convergence of EU compute and energy saturation (Chapter V section 5.7.3), potential activation of Cloud Sovereignty Mandates (Chapter V section 5.9), and the probable end of the vulnerability window before positions crystallize. After this date, positions stiffen around the 17.6:1 raw / 3.64:1 CACI Power Mode baseline and dependencies become structural. The 2026-2028 strategic action window is narrow. The 109 billion EUR in AI investments announced for France, the 200 billion EUR InvestAI program, the rise of Mistral Compute, and dedicated EDF nuclear sites are the elements of a response. But between announcement and execution, there is the distance that separates strategy from reality. India promises 200 billion USD but only has 1.4 GW installed. Europe cannot afford a comparable gap between ambition and realization.</w:t>
+        <w:t>Time is of the essence. The tipping point identified in this study is in 2028: convergence of EU compute and energy saturation (Chapter V section 5.7.3), potential activation of Cloud Sovereignty Mandates (Chapter V section 5.9), and the probable end of the vulnerability window before positions crystallize. After this date, positions stiffen around the 17.6:1 raw / 3.47:1 CACI Power Mode baseline and dependencies become structural. The 2026-2028 strategic action window is narrow. The 109 billion EUR in AI investments announced for France, the 200 billion EUR InvestAI program, the rise of Mistral Compute, and dedicated EDF nuclear sites are the elements of a response. But between announcement and execution, there is the distance that separates strategy from reality. India promises 200 billion USD but only has 1.4 GW installed. Europe cannot afford a comparable gap between ambition and realization.</w:t>
       </w:r>
     </w:p>
     <w:p>
@@ -916,7 +916,7 @@
           <w:color w:val="555555"/>
           <w:sz w:val="18"/>
         </w:rPr>
-        <w:t>Source: Author's construction, calibrated on the April 2026 snapshot (US 78.9% operational AI compute, EU raw ratio 17.6:1, CACI Power Mode 3.64:1).</w:t>
+        <w:t>Source: Author's construction, calibrated on the April 2026 snapshot (US 78.9% operational AI compute, EU raw ratio 17.6:1, CACI Power Mode 3.47:1).</w:t>
       </w:r>
     </w:p>
     <w:tbl>
@@ -1056,7 +1056,7 @@
                 <w:color w:val="202020"/>
                 <w:sz w:val="20"/>
               </w:rPr>
-              <w:t>Compute gap 17.6:1 raw / 3.64:1 CACI; training costs x5-10</w:t>
+              <w:t>Compute gap 17.6:1 raw / 3.47:1 CACI; training costs x5-10</w:t>
             </w:r>
           </w:p>
         </w:tc>

--- a/docs/a traduire/8/General_Conclusion_EN.docx
+++ b/docs/a traduire/8/General_Conclusion_EN.docx
@@ -99,7 +99,7 @@
                 <w:color w:val="1A2744"/>
                 <w:sz w:val="22"/>
               </w:rPr>
-              <w:t>76.9% of global operational AI compute = USA</w:t>
+              <w:t>78.9% of global operational AI compute = USA</w:t>
             </w:r>
           </w:p>
         </w:tc>
@@ -141,7 +141,7 @@
                 <w:color w:val="1A2744"/>
                 <w:sz w:val="22"/>
               </w:rPr>
-              <w:t>3.46:1 US/EU CACI ratio (Power Mode)</w:t>
+              <w:t>3.47:1 US/EU CACI ratio (Power Mode)</w:t>
             </w:r>
           </w:p>
         </w:tc>
